--- a/education-costs-response/01_תגובת_המשיבה_ובקשה_נגדית.docx
+++ b/education-costs-response/01_תגובת_המשיבה_ובקשה_נגדית.docx
@@ -311,7 +311,7 @@
           <w:szCs w:val="24"/>
           <w:rtl/>
         </w:rPr>
-        <w:t xml:space="preserve">משמע, המשיבה לא סירבה עקרונית לשאת בחלקה: היא הודיעה בזמן אמת כי אין בידה אמצעי כלכלי כיום, וכי עם יציאתה לעבודה תישא בחלקה — כפי שהיא מודיעה גם עתה, בסעיפים 21–22 להלן. הצגת עמדה זו כסירוב גורף להשתתף "בכל סכום שהוא" היא הצגה מטעה, ואין זו התנהלות בתום לב.</w:t>
+        <w:t xml:space="preserve">משמע, המשיבה לא סירבה עקרונית לשאת בחלקה: היא הודיעה בזמן אמת כי אין בידה אמצעי כלכלי כיום, וכי עם יציאתה לעבודה תישא בחלקה — כפי שהיא מודיעה גם עתה, בסעיפים 22–23 להלן. הצגת עמדה זו כסירוב גורף להשתתף "בכל סכום שהוא" היא הצגה מטעה, ואין זו התנהלות בתום לב.</w:t>
       </w:r>
     </w:p>
     <w:p>
@@ -403,7 +403,7 @@
           <w:szCs w:val="24"/>
           <w:rtl/>
         </w:rPr>
-        <w:t xml:space="preserve">הסתירה מחריפה בסעד ו'. מבחני התמיכה של משרד העבודה מתנים את הזכאות לסבסוד שכר לימוד במעון או במשפחתון בכך שהאם עובדת בהיקף של 24 שעות שבועיות לפחות. הנה כי כן, המבקש דורש למצות סבסוד שהתנאי המוקדם לו הוא עבודתה, ובאותה נשימה מבקש לקבוע כי לא תינתן לתינוק מסגרת המאפשרת לה לעבוד. הבקשה מבטלת את עצמה.</w:t>
+        <w:t xml:space="preserve">הסתירה מחריפה בסעד ו'. הזכאות לסבסוד שכר לימוד במעון או במשפחתון, לפי מבחני התמיכה של משרד העבודה, מותנית בתנאי תעסוקה או לימודים מצד ההורה — בין בהיקף עבודה מזערי ובין בעמידה בסף הכנסה — ואינה קמה להורה שאינו עובד ואינו לומד כלל. מבחני התמיכה הרלוונטיים מצורפים כנספח ז'. נמצא כי המבקש דורש למצות סבסוד שהתנאי המוקדם לו הוא יציאתה של המשיבה לעבודה, ובאותה נשימה מבקש לקבוע כי לא תינתן לתינוק מסגרת המאפשרת לה לעבוד. הבקשה מבטלת את עצמה.</w:t>
       </w:r>
     </w:p>
     <w:p>
@@ -657,6 +657,29 @@
           <w:rtl/>
         </w:rPr>
         <w:t xml:space="preserve">אשר לסעד ו' — המשיבה תגיש כל בקשה להנחה שהיא זכאית לה; אלא שסבסוד המעונות מותנה כאמור בעבודתה, והנחת הארנונה נוגעת לנכס שהמבקש עצמו חויב בארנונה בגינו. ואשר לסעד ח' — הסעד הזמני משמעו השעיה חד-צדדית של החלטה שיפוטית תקפה, בטרם נדונה הבקשה לגופה ועל יסוד טענות שלא נתמכו במסמך; דינו להידחות על הסף.</w:t>
+      </w:r>
+    </w:p>
+    <w:p>
+      <w:pPr>
+        <w:pStyle w:val="ListParagraph"/>
+        <w:numPr>
+          <w:ilvl w:val="0"/>
+          <w:numId w:val="2"/>
+        </w:numPr>
+        <w:bidi/>
+        <w:spacing w:after="140" w:line="360" w:lineRule="auto"/>
+        <w:jc w:val="both"/>
+      </w:pPr>
+      <w:r>
+        <w:rPr>
+          <w:rFonts w:ascii="David" w:cs="David" w:eastAsia="David" w:hAnsi="David"/>
+          <w:b w:val="false"/>
+          <w:bCs w:val="false"/>
+          <w:sz w:val="24"/>
+          <w:szCs w:val="24"/>
+          <w:rtl/>
+        </w:rPr>
+        <w:t xml:space="preserve">למען הסר ספק: המשיבה מתנגדת לבקשה על כל סעדיה, לרבות סעדים שלא נדונו לעיל בנפרד — ובכללם הסעדים שבסעיפים א'–ב' לבקשה. אין בהיעדר התייחסות פרטנית לסעד זה או אחר משום הסכמה לו, או ויתור על טענה מטענות המשיבה.</w:t>
       </w:r>
     </w:p>
     <w:p>
@@ -1172,7 +1195,7 @@
           <w:szCs w:val="24"/>
           <w:rtl/>
         </w:rPr>
-        <w:t xml:space="preserve">תצהיר לאימות העובדות ונספחים א'–ו' (העתקי ההתכתבויות בין הצדדים) מצורפים בזה.</w:t>
+        <w:t xml:space="preserve">תצהיר לאימות העובדות מצורף בזה, וכן נספחים א'–ו' (העתקי ההתכתבויות בין הצדדים) ונספח ז' (מבחני התמיכה לסבסוד שכר לימוד במעון או במשפחתון).</w:t>
       </w:r>
     </w:p>
     <w:p>
